--- a/apps/legal-docs-blueprints/templates/inversiones_Sociedad/anexo6/carta_instruccion_pago_anticipado_mujer.docx
+++ b/apps/legal-docs-blueprints/templates/inversiones_Sociedad/anexo6/carta_instruccion_pago_anticipado_mujer.docx
@@ -1,6 +1,6 @@
 
 <file path=word/document.xml><?xml version="1.0" encoding="utf-8"?>
-<w:document xmlns:o="urn:schemas-microsoft-com:office:office" xmlns:r="http://schemas.openxmlformats.org/officeDocument/2006/relationships" xmlns:v="urn:schemas-microsoft-com:vml" xmlns:w="http://schemas.openxmlformats.org/wordprocessingml/2006/main" xmlns:w10="urn:schemas-microsoft-com:office:word" xmlns:wp="http://schemas.openxmlformats.org/drawingml/2006/wordprocessingDrawing" xmlns:wps="http://schemas.microsoft.com/office/word/2010/wordprocessingShape" xmlns:wpg="http://schemas.microsoft.com/office/word/2010/wordprocessingGroup" xmlns:mc="http://schemas.openxmlformats.org/markup-compatibility/2006" xmlns:wp14="http://schemas.microsoft.com/office/word/2010/wordprocessingDrawing" xmlns:w14="http://schemas.microsoft.com/office/word/2010/wordml" xmlns:w15="http://schemas.microsoft.com/office/word/2012/wordml" mc:Ignorable="w14 wp14 w15">
+<w:document xmlns:o="urn:schemas-microsoft-com:office:office" xmlns:r="http://schemas.openxmlformats.org/officeDocument/2006/relationships" xmlns:v="urn:schemas-microsoft-com:vml" xmlns:w="http://schemas.openxmlformats.org/wordprocessingml/2006/main" xmlns:w10="urn:schemas-microsoft-com:office:word" xmlns:wp="http://schemas.openxmlformats.org/drawingml/2006/wordprocessingDrawing" xmlns:pic="http://schemas.openxmlformats.org/drawingml/2006/picture" xmlns:wps="http://schemas.microsoft.com/office/word/2010/wordprocessingShape" xmlns:wpg="http://schemas.microsoft.com/office/word/2010/wordprocessingGroup" xmlns:mc="http://schemas.openxmlformats.org/markup-compatibility/2006" xmlns:wp14="http://schemas.microsoft.com/office/word/2010/wordprocessingDrawing" xmlns:w14="http://schemas.microsoft.com/office/word/2010/wordml" xmlns:w15="http://schemas.microsoft.com/office/word/2012/wordml" mc:Ignorable="w14 wp14 w15">
   <w:body>
     <w:p>
       <w:pPr>
@@ -175,7 +175,19 @@
         <w:rPr>
           <w:color w:val="000000"/>
         </w:rPr>
-        <w:t xml:space="preserve">, en mi calidad de Inversionista conforme al Acuerdo Privado de Inversión suscrito con fecha {diaTexto} de{mesTexto}de </w:t>
+        <w:t xml:space="preserve">, en representación de la entidad denominada {nombreSociedadInversionista} </w:t>
+      </w:r>
+      <w:r>
+        <w:rPr>
+          <w:color w:val="000000"/>
+        </w:rPr>
+        <w:t xml:space="preserve">y </w:t>
+      </w:r>
+      <w:r>
+        <w:rPr>
+          <w:color w:val="000000"/>
+        </w:rPr>
+        <w:t xml:space="preserve">en mi calidad de Inversionista conforme al Acuerdo Privado de Inversión suscrito con fecha {diaTexto} de{mesTexto}de </w:t>
       </w:r>
       <w:r>
         <w:rPr/>
@@ -551,7 +563,7 @@
 </file>
 
 <file path=word/header1.xml><?xml version="1.0" encoding="utf-8"?>
-<w:hdr xmlns:o="urn:schemas-microsoft-com:office:office" xmlns:r="http://schemas.openxmlformats.org/officeDocument/2006/relationships" xmlns:v="urn:schemas-microsoft-com:vml" xmlns:w="http://schemas.openxmlformats.org/wordprocessingml/2006/main" xmlns:w10="urn:schemas-microsoft-com:office:word" xmlns:wp="http://schemas.openxmlformats.org/drawingml/2006/wordprocessingDrawing" xmlns:wps="http://schemas.microsoft.com/office/word/2010/wordprocessingShape" xmlns:wpg="http://schemas.microsoft.com/office/word/2010/wordprocessingGroup" xmlns:mc="http://schemas.openxmlformats.org/markup-compatibility/2006" xmlns:wp14="http://schemas.microsoft.com/office/word/2010/wordprocessingDrawing" xmlns:w14="http://schemas.microsoft.com/office/word/2010/wordml" xmlns:w15="http://schemas.microsoft.com/office/word/2012/wordml" mc:Ignorable="w14 wp14 w15">
+<w:hdr xmlns:o="urn:schemas-microsoft-com:office:office" xmlns:r="http://schemas.openxmlformats.org/officeDocument/2006/relationships" xmlns:v="urn:schemas-microsoft-com:vml" xmlns:w="http://schemas.openxmlformats.org/wordprocessingml/2006/main" xmlns:w10="urn:schemas-microsoft-com:office:word" xmlns:wp="http://schemas.openxmlformats.org/drawingml/2006/wordprocessingDrawing" xmlns:pic="http://schemas.openxmlformats.org/drawingml/2006/picture" xmlns:wps="http://schemas.microsoft.com/office/word/2010/wordprocessingShape" xmlns:wpg="http://schemas.microsoft.com/office/word/2010/wordprocessingGroup" xmlns:mc="http://schemas.openxmlformats.org/markup-compatibility/2006" xmlns:wp14="http://schemas.microsoft.com/office/word/2010/wordprocessingDrawing" xmlns:w14="http://schemas.microsoft.com/office/word/2010/wordml" xmlns:w15="http://schemas.microsoft.com/office/word/2012/wordml" mc:Ignorable="w14 wp14 w15">
   <w:p>
     <w:pPr>
       <w:pStyle w:val="Header"/>
@@ -565,7 +577,7 @@
 </file>
 
 <file path=word/header2.xml><?xml version="1.0" encoding="utf-8"?>
-<w:hdr xmlns:o="urn:schemas-microsoft-com:office:office" xmlns:r="http://schemas.openxmlformats.org/officeDocument/2006/relationships" xmlns:v="urn:schemas-microsoft-com:vml" xmlns:w="http://schemas.openxmlformats.org/wordprocessingml/2006/main" xmlns:w10="urn:schemas-microsoft-com:office:word" xmlns:wp="http://schemas.openxmlformats.org/drawingml/2006/wordprocessingDrawing" xmlns:wps="http://schemas.microsoft.com/office/word/2010/wordprocessingShape" xmlns:wpg="http://schemas.microsoft.com/office/word/2010/wordprocessingGroup" xmlns:mc="http://schemas.openxmlformats.org/markup-compatibility/2006" xmlns:wp14="http://schemas.microsoft.com/office/word/2010/wordprocessingDrawing" xmlns:w14="http://schemas.microsoft.com/office/word/2010/wordml" xmlns:w15="http://schemas.microsoft.com/office/word/2012/wordml" mc:Ignorable="w14 wp14 w15">
+<w:hdr xmlns:o="urn:schemas-microsoft-com:office:office" xmlns:r="http://schemas.openxmlformats.org/officeDocument/2006/relationships" xmlns:v="urn:schemas-microsoft-com:vml" xmlns:w="http://schemas.openxmlformats.org/wordprocessingml/2006/main" xmlns:w10="urn:schemas-microsoft-com:office:word" xmlns:wp="http://schemas.openxmlformats.org/drawingml/2006/wordprocessingDrawing" xmlns:pic="http://schemas.openxmlformats.org/drawingml/2006/picture" xmlns:wps="http://schemas.microsoft.com/office/word/2010/wordprocessingShape" xmlns:wpg="http://schemas.microsoft.com/office/word/2010/wordprocessingGroup" xmlns:mc="http://schemas.openxmlformats.org/markup-compatibility/2006" xmlns:wp14="http://schemas.microsoft.com/office/word/2010/wordprocessingDrawing" xmlns:w14="http://schemas.microsoft.com/office/word/2010/wordml" xmlns:w15="http://schemas.microsoft.com/office/word/2012/wordml" mc:Ignorable="w14 wp14 w15">
   <w:p>
     <w:pPr>
       <w:pStyle w:val="normal1"/>
@@ -583,7 +595,7 @@
         <w:color w:val="000000"/>
       </w:rPr>
       <w:drawing>
-        <wp:anchor behindDoc="1" distT="0" distB="0" distL="0" distR="0" simplePos="0" locked="0" layoutInCell="0" allowOverlap="1" relativeHeight="2">
+        <wp:anchor distT="0" distB="0" distL="0" distR="0" simplePos="0" relativeHeight="2" behindDoc="1" locked="0" layoutInCell="0" allowOverlap="1">
           <wp:simplePos x="0" y="0"/>
           <wp:positionH relativeFrom="page">
             <wp:posOffset>914400</wp:posOffset>
@@ -594,7 +606,7 @@
           <wp:extent cx="1882140" cy="590550"/>
           <wp:effectExtent l="0" t="0" r="0" b="0"/>
           <wp:wrapNone/>
-          <wp:docPr id="1" name="image1.jpg" descr=""/>
+          <wp:docPr id="1" name="image1.jpg"/>
           <wp:cNvGraphicFramePr>
             <a:graphicFrameLocks xmlns:a="http://schemas.openxmlformats.org/drawingml/2006/main" noChangeAspect="1"/>
           </wp:cNvGraphicFramePr>
@@ -602,7 +614,7 @@
             <a:graphicData uri="http://schemas.openxmlformats.org/drawingml/2006/picture">
               <pic:pic xmlns:pic="http://schemas.openxmlformats.org/drawingml/2006/picture">
                 <pic:nvPicPr>
-                  <pic:cNvPr id="1" name="image1.jpg" descr=""/>
+                  <pic:cNvPr id="1" name="image1.jpg"/>
                   <pic:cNvPicPr>
                     <a:picLocks noChangeAspect="1" noChangeArrowheads="1"/>
                   </pic:cNvPicPr>
@@ -621,6 +633,7 @@
                   <a:prstGeom prst="rect">
                     <a:avLst/>
                   </a:prstGeom>
+                  <a:noFill/>
                 </pic:spPr>
               </pic:pic>
             </a:graphicData>
@@ -633,7 +646,7 @@
 </file>
 
 <file path=word/header3.xml><?xml version="1.0" encoding="utf-8"?>
-<w:hdr xmlns:o="urn:schemas-microsoft-com:office:office" xmlns:r="http://schemas.openxmlformats.org/officeDocument/2006/relationships" xmlns:v="urn:schemas-microsoft-com:vml" xmlns:w="http://schemas.openxmlformats.org/wordprocessingml/2006/main" xmlns:w10="urn:schemas-microsoft-com:office:word" xmlns:wp="http://schemas.openxmlformats.org/drawingml/2006/wordprocessingDrawing" xmlns:wps="http://schemas.microsoft.com/office/word/2010/wordprocessingShape" xmlns:wpg="http://schemas.microsoft.com/office/word/2010/wordprocessingGroup" xmlns:mc="http://schemas.openxmlformats.org/markup-compatibility/2006" xmlns:wp14="http://schemas.microsoft.com/office/word/2010/wordprocessingDrawing" xmlns:w14="http://schemas.microsoft.com/office/word/2010/wordml" xmlns:w15="http://schemas.microsoft.com/office/word/2012/wordml" mc:Ignorable="w14 wp14 w15">
+<w:hdr xmlns:o="urn:schemas-microsoft-com:office:office" xmlns:r="http://schemas.openxmlformats.org/officeDocument/2006/relationships" xmlns:v="urn:schemas-microsoft-com:vml" xmlns:w="http://schemas.openxmlformats.org/wordprocessingml/2006/main" xmlns:w10="urn:schemas-microsoft-com:office:word" xmlns:wp="http://schemas.openxmlformats.org/drawingml/2006/wordprocessingDrawing" xmlns:pic="http://schemas.openxmlformats.org/drawingml/2006/picture" xmlns:wps="http://schemas.microsoft.com/office/word/2010/wordprocessingShape" xmlns:wpg="http://schemas.microsoft.com/office/word/2010/wordprocessingGroup" xmlns:mc="http://schemas.openxmlformats.org/markup-compatibility/2006" xmlns:wp14="http://schemas.microsoft.com/office/word/2010/wordprocessingDrawing" xmlns:w14="http://schemas.microsoft.com/office/word/2010/wordml" xmlns:w15="http://schemas.microsoft.com/office/word/2012/wordml" mc:Ignorable="w14 wp14 w15">
   <w:p>
     <w:pPr>
       <w:pStyle w:val="normal1"/>
@@ -651,7 +664,7 @@
         <w:color w:val="000000"/>
       </w:rPr>
       <w:drawing>
-        <wp:anchor behindDoc="1" distT="0" distB="0" distL="0" distR="0" simplePos="0" locked="0" layoutInCell="0" allowOverlap="1" relativeHeight="2">
+        <wp:anchor distT="0" distB="0" distL="0" distR="0" simplePos="0" relativeHeight="2" behindDoc="1" locked="0" layoutInCell="0" allowOverlap="1">
           <wp:simplePos x="0" y="0"/>
           <wp:positionH relativeFrom="page">
             <wp:posOffset>914400</wp:posOffset>
@@ -662,7 +675,7 @@
           <wp:extent cx="1882140" cy="590550"/>
           <wp:effectExtent l="0" t="0" r="0" b="0"/>
           <wp:wrapNone/>
-          <wp:docPr id="2" name="image1.jpg" descr=""/>
+          <wp:docPr id="2" name="image1.jpg"/>
           <wp:cNvGraphicFramePr>
             <a:graphicFrameLocks xmlns:a="http://schemas.openxmlformats.org/drawingml/2006/main" noChangeAspect="1"/>
           </wp:cNvGraphicFramePr>
@@ -670,7 +683,7 @@
             <a:graphicData uri="http://schemas.openxmlformats.org/drawingml/2006/picture">
               <pic:pic xmlns:pic="http://schemas.openxmlformats.org/drawingml/2006/picture">
                 <pic:nvPicPr>
-                  <pic:cNvPr id="2" name="image1.jpg" descr=""/>
+                  <pic:cNvPr id="2" name="image1.jpg"/>
                   <pic:cNvPicPr>
                     <a:picLocks noChangeAspect="1" noChangeArrowheads="1"/>
                   </pic:cNvPicPr>
@@ -689,6 +702,7 @@
                   <a:prstGeom prst="rect">
                     <a:avLst/>
                   </a:prstGeom>
+                  <a:noFill/>
                 </pic:spPr>
               </pic:pic>
             </a:graphicData>
@@ -715,13 +729,13 @@
         <w:ind w:left="1080" w:hanging="360"/>
       </w:pPr>
       <w:rPr>
+        <w:rFonts w:ascii="Cambria" w:hAnsi="Cambria" w:eastAsia="Cambria" w:cs="Cambria"/>
+        <w:b w:val="false"/>
+        <w:bCs w:val="false"/>
+        <w:i w:val="false"/>
+        <w:iCs w:val="false"/>
         <w:sz w:val="22"/>
-        <w:i w:val="false"/>
-        <w:b w:val="false"/>
         <w:szCs w:val="22"/>
-        <w:iCs w:val="false"/>
-        <w:bCs w:val="false"/>
-        <w:rFonts w:ascii="Cambria" w:hAnsi="Cambria" w:eastAsia="Cambria" w:cs="Cambria"/>
       </w:rPr>
     </w:lvl>
     <w:lvl w:ilvl="1">
@@ -1010,7 +1024,7 @@
     </w:rPr>
   </w:style>
   <w:style w:type="paragraph" w:styleId="Heading1">
-    <w:name w:val="Heading 1"/>
+    <w:name w:val="heading 1"/>
     <w:basedOn w:val="normal1"/>
     <w:next w:val="normal1"/>
     <w:qFormat/>
@@ -1027,7 +1041,7 @@
     </w:rPr>
   </w:style>
   <w:style w:type="paragraph" w:styleId="Heading2">
-    <w:name w:val="Heading 2"/>
+    <w:name w:val="heading 2"/>
     <w:basedOn w:val="normal1"/>
     <w:next w:val="normal1"/>
     <w:qFormat/>
@@ -1044,7 +1058,7 @@
     </w:rPr>
   </w:style>
   <w:style w:type="paragraph" w:styleId="Heading3">
-    <w:name w:val="Heading 3"/>
+    <w:name w:val="heading 3"/>
     <w:basedOn w:val="normal1"/>
     <w:next w:val="normal1"/>
     <w:qFormat/>
@@ -1061,7 +1075,7 @@
     </w:rPr>
   </w:style>
   <w:style w:type="paragraph" w:styleId="Heading4">
-    <w:name w:val="Heading 4"/>
+    <w:name w:val="heading 4"/>
     <w:basedOn w:val="normal1"/>
     <w:next w:val="normal1"/>
     <w:qFormat/>
@@ -1078,7 +1092,7 @@
     </w:rPr>
   </w:style>
   <w:style w:type="paragraph" w:styleId="Heading5">
-    <w:name w:val="Heading 5"/>
+    <w:name w:val="heading 5"/>
     <w:basedOn w:val="normal1"/>
     <w:next w:val="normal1"/>
     <w:qFormat/>
@@ -1093,7 +1107,7 @@
     </w:rPr>
   </w:style>
   <w:style w:type="paragraph" w:styleId="Heading6">
-    <w:name w:val="Heading 6"/>
+    <w:name w:val="heading 6"/>
     <w:basedOn w:val="normal1"/>
     <w:next w:val="normal1"/>
     <w:qFormat/>
@@ -1141,7 +1155,7 @@
     </w:rPr>
   </w:style>
   <w:style w:type="paragraph" w:styleId="Caption">
-    <w:name w:val="Caption"/>
+    <w:name w:val="caption"/>
     <w:basedOn w:val="Normal"/>
     <w:qFormat/>
     <w:pPr>
@@ -1158,6 +1172,32 @@
   </w:style>
   <w:style w:type="paragraph" w:styleId="ndice">
     <w:name w:val="Índice"/>
+    <w:basedOn w:val="Normal"/>
+    <w:qFormat/>
+    <w:pPr>
+      <w:suppressLineNumbers/>
+    </w:pPr>
+    <w:rPr>
+      <w:rFonts w:cs="Noto Sans Devanagari"/>
+    </w:rPr>
+  </w:style>
+  <w:style w:type="paragraph" w:styleId="Ttulouser">
+    <w:name w:val="Título (user)"/>
+    <w:basedOn w:val="Normal"/>
+    <w:next w:val="BodyText"/>
+    <w:qFormat/>
+    <w:pPr>
+      <w:keepNext w:val="true"/>
+      <w:spacing w:before="240" w:after="120"/>
+    </w:pPr>
+    <w:rPr>
+      <w:rFonts w:ascii="Liberation Sans" w:hAnsi="Liberation Sans" w:eastAsia="Noto Sans CJK SC" w:cs="Noto Sans Devanagari"/>
+      <w:sz w:val="28"/>
+      <w:szCs w:val="28"/>
+    </w:rPr>
+  </w:style>
+  <w:style w:type="paragraph" w:styleId="ndiceuser">
+    <w:name w:val="Índice (user)"/>
     <w:basedOn w:val="Normal"/>
     <w:qFormat/>
     <w:pPr>
@@ -1222,6 +1262,13 @@
       <w:szCs w:val="48"/>
     </w:rPr>
   </w:style>
+  <w:style w:type="paragraph" w:styleId="Cabeceraypieuser">
+    <w:name w:val="Cabecera y pie (user)"/>
+    <w:basedOn w:val="Normal"/>
+    <w:qFormat/>
+    <w:pPr/>
+    <w:rPr/>
+  </w:style>
   <w:style w:type="paragraph" w:styleId="Cabeceraypie">
     <w:name w:val="Cabecera y pie"/>
     <w:basedOn w:val="Normal"/>
@@ -1230,8 +1277,8 @@
     <w:rPr/>
   </w:style>
   <w:style w:type="paragraph" w:styleId="Header">
-    <w:name w:val="Header"/>
-    <w:basedOn w:val="Cabeceraypie"/>
+    <w:name w:val="header"/>
+    <w:basedOn w:val="Cabeceraypieuser"/>
     <w:pPr/>
     <w:rPr/>
   </w:style>
@@ -1257,34 +1304,34 @@
         <a:srgbClr val="000000"/>
       </a:dk1>
       <a:lt1>
-        <a:srgbClr val="ffffff"/>
+        <a:srgbClr val="FFFFFF"/>
       </a:lt1>
       <a:dk2>
-        <a:srgbClr val="1f497d"/>
+        <a:srgbClr val="1F497D"/>
       </a:dk2>
       <a:lt2>
-        <a:srgbClr val="eeece1"/>
+        <a:srgbClr val="EEECE1"/>
       </a:lt2>
       <a:accent1>
-        <a:srgbClr val="4f81bd"/>
+        <a:srgbClr val="4F81BD"/>
       </a:accent1>
       <a:accent2>
-        <a:srgbClr val="c0504d"/>
+        <a:srgbClr val="C0504D"/>
       </a:accent2>
       <a:accent3>
-        <a:srgbClr val="9bbb59"/>
+        <a:srgbClr val="9BBB59"/>
       </a:accent3>
       <a:accent4>
-        <a:srgbClr val="8064a2"/>
+        <a:srgbClr val="8064A2"/>
       </a:accent4>
       <a:accent5>
-        <a:srgbClr val="4bacc6"/>
+        <a:srgbClr val="4BACC6"/>
       </a:accent5>
       <a:accent6>
-        <a:srgbClr val="f79646"/>
+        <a:srgbClr val="F79646"/>
       </a:accent6>
       <a:hlink>
-        <a:srgbClr val="0000ff"/>
+        <a:srgbClr val="0000FF"/>
       </a:hlink>
       <a:folHlink>
         <a:srgbClr val="800080"/>

--- a/apps/legal-docs-blueprints/templates/inversiones_Sociedad/anexo6/carta_instruccion_pago_anticipado_mujer.docx
+++ b/apps/legal-docs-blueprints/templates/inversiones_Sociedad/anexo6/carta_instruccion_pago_anticipado_mujer.docx
@@ -175,19 +175,21 @@
         <w:rPr>
           <w:color w:val="000000"/>
         </w:rPr>
-        <w:t xml:space="preserve">, en representación de la entidad denominada {nombreSociedadInversionista} </w:t>
-      </w:r>
-      <w:r>
-        <w:rPr>
-          <w:color w:val="000000"/>
-        </w:rPr>
-        <w:t xml:space="preserve">y </w:t>
-      </w:r>
-      <w:r>
-        <w:rPr>
-          <w:color w:val="000000"/>
-        </w:rPr>
-        <w:t xml:space="preserve">en mi calidad de Inversionista conforme al Acuerdo Privado de Inversión suscrito con fecha {diaTexto} de{mesTexto}de </w:t>
+        <w:t xml:space="preserve">, en representación de la entidad denominada </w:t>
+      </w:r>
+      <w:r>
+        <w:rPr>
+          <w:b/>
+          <w:bCs/>
+          <w:color w:val="000000"/>
+        </w:rPr>
+        <w:t>{nombreSociedadInversionista}</w:t>
+      </w:r>
+      <w:r>
+        <w:rPr>
+          <w:color w:val="000000"/>
+        </w:rPr>
+        <w:t xml:space="preserve"> y en mi calidad de Inversionista conforme al Acuerdo Privado de Inversión suscrito con fecha {diaTexto} de{mesTexto}de </w:t>
       </w:r>
       <w:r>
         <w:rPr/>
@@ -1262,6 +1264,13 @@
       <w:szCs w:val="48"/>
     </w:rPr>
   </w:style>
+  <w:style w:type="paragraph" w:styleId="Cabeceraypie">
+    <w:name w:val="Cabecera y pie"/>
+    <w:basedOn w:val="Normal"/>
+    <w:qFormat/>
+    <w:pPr/>
+    <w:rPr/>
+  </w:style>
   <w:style w:type="paragraph" w:styleId="Cabeceraypieuser">
     <w:name w:val="Cabecera y pie (user)"/>
     <w:basedOn w:val="Normal"/>
@@ -1269,16 +1278,9 @@
     <w:pPr/>
     <w:rPr/>
   </w:style>
-  <w:style w:type="paragraph" w:styleId="Cabeceraypie">
-    <w:name w:val="Cabecera y pie"/>
-    <w:basedOn w:val="Normal"/>
-    <w:qFormat/>
-    <w:pPr/>
-    <w:rPr/>
-  </w:style>
   <w:style w:type="paragraph" w:styleId="Header">
     <w:name w:val="header"/>
-    <w:basedOn w:val="Cabeceraypieuser"/>
+    <w:basedOn w:val="Cabeceraypie"/>
     <w:pPr/>
     <w:rPr/>
   </w:style>
